--- a/public/materialy/1L/10/Pro učitele/Přenesení hodin na jiný AI nástroj.docx
+++ b/public/materialy/1L/10/Pro učitele/Přenesení hodin na jiný AI nástroj.docx
@@ -749,7 +749,7 @@
           <w:color w:val="5C6965"/>
           <w:sz w:val="19"/>
         </w:rPr>
-        <w:t>do žádného AI nástroje nevkládáme skutečné citlivé, neveřejné ani zbytečně identifikující údaje. Všechny podklady ve složce 03 jsou fiktivní nebo syntetické právě proto, aby toto pravidlo šlo dodržet.</w:t>
+        <w:t>do žádného AI nástroje nevkládáme skutečné citlivé, neveřejné ani zbytečně identifikující údaje. Všechny podklady ve složce Podklady k aktivitám jsou fiktivní nebo syntetické právě proto, aby toto pravidlo šlo dodržet.</w:t>
       </w:r>
     </w:p>
     <w:p>
@@ -867,7 +867,7 @@
           <w:color w:val="5C6965"/>
           <w:sz w:val="19"/>
         </w:rPr>
-        <w:t>celá struktura 6 × 45 minut, hodiny 1–3 s offline laboratoří, diagnostická brána, testy A/B, rubrika miniportfolia i všechny podklady ve složce 03.</w:t>
+        <w:t>celá struktura 6 × 45 minut, hodiny 1–3 s offline laboratoří, diagnostická brána, testy A/B, rubrika miniportfolia i všechny podklady ve složce Podklady k aktivitám.</w:t>
       </w:r>
     </w:p>
     <w:p>

--- a/public/materialy/1L/10/Pro učitele/Přenesení hodin na jiný AI nástroj.docx
+++ b/public/materialy/1L/10/Pro učitele/Přenesení hodin na jiný AI nástroj.docx
@@ -146,7 +146,7 @@
           <w:color w:val="5C6965"/>
           <w:sz w:val="19"/>
         </w:rPr>
-        <w:t>přihlášení, vzhled rozhraní, znění poznámky o ochraně dat a způsob citování zdrojů. Tyto čtyři prvky vyměňte podle nástroje, který škola poskytuje.</w:t>
+        <w:t>přihlášení, vzhled rozhraní, znění poznámky o ochraně dat a způsob citování zdrojů. Tyto čtyři prvky vyměň podle nástroje, který škola poskytuje.</w:t>
       </w:r>
     </w:p>
     <w:p>
@@ -353,7 +353,7 @@
               <w:spacing w:after="0" w:line="247" w:lineRule="auto"/>
             </w:pPr>
             <w:r>
-              <w:t>Použijte školní nebo organizační účet daného nástroje. Pokud škola takový účet nemá, veďte hodinu jako řízenou demonstraci učitele.</w:t>
+              <w:t>Použij školní nebo organizační účet daného nástroje. Pokud škola takový účet nemá, veď hodinu jako řízenou demonstraci učitele.</w:t>
             </w:r>
           </w:p>
         </w:tc>
@@ -516,7 +516,7 @@
               <w:spacing w:after="0" w:line="247" w:lineRule="auto"/>
             </w:pPr>
             <w:r>
-              <w:t>Dohledejte odpovídající stránku svého poskytovatele a nahraďte odkaz i formulaci. Znění se mezi nástroji liší.</w:t>
+              <w:t>Dohledej odpovídající stránku svého poskytovatele a nahraď odkaz i formulaci. Znění se mezi nástroji liší.</w:t>
             </w:r>
           </w:p>
         </w:tc>
@@ -599,7 +599,7 @@
               <w:spacing w:after="0" w:line="247" w:lineRule="auto"/>
             </w:pPr>
             <w:r>
-              <w:t>Zachovejte požadavek na prohlášení o roli AI. Způsob zobrazení zdrojů se liší, samotný požadavek zůstává.</w:t>
+              <w:t>Zachovej požadavek na prohlášení o roli AI. Způsob zobrazení zdrojů se liší, samotný požadavek zůstává.</w:t>
             </w:r>
           </w:p>
         </w:tc>
@@ -661,7 +661,7 @@
                 <w:color w:val="17211E"/>
                 <w:sz w:val="20"/>
               </w:rPr>
-              <w:t>Podmínky pro nezletilé se u jednotlivých nástrojů liší a mění se v čase. Před nasazením ověřte tři věci u svého poskytovatele a u vedení školy.</w:t>
+              <w:t>Podmínky pro nezletilé se u jednotlivých nástrojů liší a mění se v čase. Před nasazením ověř tři věci u svého poskytovatele a u vedení školy.</w:t>
             </w:r>
           </w:p>
         </w:tc>
@@ -685,7 +685,7 @@
           <w:color w:val="17211E"/>
           <w:sz w:val="21"/>
         </w:rPr>
-        <w:t>zjistěte minimální věk nástroje pro školní použití a zda škola potřebuje souhlas zákonných zástupců.</w:t>
+        <w:t>zjisti minimální věk nástroje pro školní použití a zda škola potřebuje souhlas zákonných zástupců.</w:t>
       </w:r>
     </w:p>
     <w:p>
@@ -706,7 +706,7 @@
           <w:color w:val="17211E"/>
           <w:sz w:val="21"/>
         </w:rPr>
-        <w:t>ověřte, zda má škola s poskytovatelem uzavřené odpovídající podmínky zpracování osobních údajů podle GDPR.</w:t>
+        <w:t>ověř, zda má škola s poskytovatelem uzavřené odpovídající podmínky zpracování osobních údajů podle GDPR.</w:t>
       </w:r>
     </w:p>
     <w:p>
@@ -727,7 +727,7 @@
           <w:color w:val="17211E"/>
           <w:sz w:val="21"/>
         </w:rPr>
-        <w:t>zjistěte, zda se prompty a odpovědi ukládají, kdo k nim má přístup a zda se používají k trénování modelů.</w:t>
+        <w:t>zjisti, zda se prompty a odpovědi ukládají, kdo k nim má přístup a zda se používají k trénování modelů.</w:t>
       </w:r>
     </w:p>
     <w:p>
@@ -779,7 +779,7 @@
           <w:color w:val="5C6965"/>
           <w:sz w:val="19"/>
         </w:rPr>
-        <w:t>V metodice a pracovním sešitu nahraďte název nástroje; struktura hodin i zadání zůstávají.</w:t>
+        <w:t>V metodice a pracovním sešitu nahraď název nástroje; struktura hodin i zadání zůstávají.</w:t>
       </w:r>
     </w:p>
     <w:p>
@@ -801,7 +801,7 @@
           <w:color w:val="5C6965"/>
           <w:sz w:val="19"/>
         </w:rPr>
-        <w:t>Projděte čtyři prvky z převodní tabulky a upravte pouze je.</w:t>
+        <w:t>Projdi čtyři prvky z převodní tabulky a uprav pouze je.</w:t>
       </w:r>
     </w:p>
     <w:p>
@@ -823,7 +823,7 @@
           <w:color w:val="5C6965"/>
           <w:sz w:val="19"/>
         </w:rPr>
-        <w:t>Ověřte tři body ochrany údajů výše a doplňte odkaz na dokumentaci svého poskytovatele.</w:t>
+        <w:t>Ověř tři body ochrany údajů výše a doplň odkaz na dokumentaci svého poskytovatele.</w:t>
       </w:r>
     </w:p>
     <w:p>
@@ -845,7 +845,7 @@
           <w:color w:val="5C6965"/>
           <w:sz w:val="19"/>
         </w:rPr>
-        <w:t>Vyzkoušejte jednu úlohu z hodiny 4 na vlastním účtu dřív, než ji zadáte studentům.</w:t>
+        <w:t>Vyzkoušej jednu úlohu z hodiny 4 na vlastním účtu dřív, než ji zadáš studentům.</w:t>
       </w:r>
     </w:p>
     <w:p>
@@ -889,7 +889,7 @@
           <w:color w:val="5C6965"/>
           <w:sz w:val="19"/>
         </w:rPr>
-        <w:t>použijte dokument Tištěná offline záloha hodin 4–6. Obsahuje předem pořízené dvojice prompt–odpověď a zároveň slouží jako doklad, že postup nezávisí na konkrétním nástroji.</w:t>
+        <w:t>použij dokument Tištěná offline záloha hodin 4–6. Obsahuje předem pořízené dvojice prompt–odpověď a zároveň slouží jako doklad, že postup nezávisí na konkrétním nástroji.</w:t>
       </w:r>
     </w:p>
     <w:p>
@@ -911,7 +911,7 @@
           <w:color w:val="5C6965"/>
           <w:sz w:val="19"/>
         </w:rPr>
-        <w:t>____________.  Odkazy a podmínky poskytovatelů se mění; přílohu jednou ročně zkontrolujte.</w:t>
+        <w:t>____________.  Odkazy a podmínky poskytovatelů se mění; přílohu jednou ročně zkontroluj.</w:t>
       </w:r>
     </w:p>
     <w:p>
@@ -933,7 +933,7 @@
           <w:color w:val="5C6965"/>
           <w:sz w:val="19"/>
         </w:rPr>
-        <w:t>tato příloha vychází z rámce AI Fluency (Rick Dakan, Joseph Feller a Anthropic) a je šířena pod licencí CC BY-NC-SA 4.0. Při dalším použití zachovejte uvedení autorů i licenci.</w:t>
+        <w:t>tato příloha vychází z rámce AI Fluency (Rick Dakan, Joseph Feller a Anthropic) a je šířena pod licencí CC BY-NC-SA 4.0. Při dalším použití zachovej uvedení autorů i licenci.</w:t>
       </w:r>
     </w:p>
     <w:sectPr>
